--- a/docs/arquitectura/ARQUITECTURA.docx
+++ b/docs/arquitectura/ARQUITECTURA.docx
@@ -1165,7 +1165,7 @@
             <w:r>
               <w:drawing>
                 <wp:inline distT="0" distB="0" distL="0" distR="0">
-                  <wp:extent cx="6276975" cy="3476625"/>
+                  <wp:extent cx="6276975" cy="3924300"/>
                   <wp:effectExtent t="0" r="0" b="0" l="0"/>
                   <wp:docPr id="1" name="" descr="" title=""/>
                   <wp:cNvGraphicFramePr>
@@ -1190,7 +1190,7 @@
                         <pic:spPr bwMode="auto">
                           <a:xfrm>
                             <a:off x="0" y="0"/>
-                            <a:ext cx="6276975" cy="3476625"/>
+                            <a:ext cx="6276975" cy="3924300"/>
                           </a:xfrm>
                           <a:prstGeom prst="rect">
                             <a:avLst/>

--- a/docs/arquitectura/ARQUITECTURA.docx
+++ b/docs/arquitectura/ARQUITECTURA.docx
@@ -847,6 +847,31 @@
       </w:pPr>
       <w:r>
         <w:t xml:space="preserve">Catálogo (Product/Sale) es un dominio intencionalmente independiente: no tiene relación de datos con Donor/Frame — son anteojos de sol para la venta, no marcos donados para beneficiarios.</w:t>
+      </w:r>
+    </w:p>
+    <w:p>
+      <w:pPr>
+        <w:pStyle w:val="ListParagraph"/>
+        <w:numPr>
+          <w:ilvl w:val="0"/>
+          <w:numId w:val="1"/>
+        </w:numPr>
+        <w:spacing w:after="70"/>
+      </w:pPr>
+      <w:r>
+        <w:t xml:space="preserve">Appointment se asocia opcionalmente con Assignment ("retiro de", 0..1–0..1): un turno puede ser para retirar un par puntual, o de atención general (assignment_id nulo).</w:t>
+      </w:r>
+    </w:p>
+    <w:p>
+      <w:pPr>
+        <w:spacing w:after="140"/>
+      </w:pPr>
+      <w:r>
+        <w:rPr>
+          <w:i/>
+          <w:iCs/>
+        </w:rPr>
+        <w:t xml:space="preserve">Este diagrama es un resumen a nivel de arquitectura. El detalle completo de atributos, enumeraciones y asociaciones —incluida la asociación conceptual con Comprador, que no tiene tabla propia— está en el Modelo de Dominio.</w:t>
       </w:r>
     </w:p>
     <w:p>

--- a/docs/arquitectura/ARQUITECTURA.docx
+++ b/docs/arquitectura/ARQUITECTURA.docx
@@ -656,7 +656,7 @@
         <w:spacing w:after="70"/>
       </w:pPr>
       <w:r>
-        <w:t xml:space="preserve">Integraciones de terceros aisladas cada una en su propio cliente (RenaperClient, TrackingClient, R2StorageClient).</w:t>
+        <w:t xml:space="preserve">Integraciones de terceros aisladas cada una en su propio cliente (TrackingClient, R2StorageClient, NotificationClient). RenaperClient está especificado en el SRS (RF-02) como el cliente que aislaría al SID de RENAPER, pero esta entrega no lo implementa: el acceso depende de un convenio administrativo de la fundación (trámite TAD), fuera del alcance del sistema — ver SRS 1.2 y 2.5.</w:t>
       </w:r>
     </w:p>
     <w:p>
@@ -1009,7 +1009,7 @@
         <w:spacing w:after="140"/>
       </w:pPr>
       <w:r>
-        <w:t xml:space="preserve">Los clientes de terceros (thirdPartyServiceComunication/) son un cuarto tipo de dependencia permitida para un ServiceHandler: RenaperClient (applicants, RF-02), TrackingClient (shipments, RF-23) y R2StorageClient (compartido por applicants, frames, appointments y catalog — la única dependencia verdaderamente transversal, por eso vive en terceros y no en un dominio de negocio).</w:t>
+        <w:t xml:space="preserve">Los clientes de terceros (thirdPartyServiceComunication/) son un cuarto tipo de dependencia permitida para un ServiceHandler: TrackingClient (shipments, RF-23), NotificationClient / EmailNotificationClientHandler (appointments, RF-22, email vía SMTP) y R2StorageClient (compartido por applicants, frames, appointments y catalog — la única dependencia verdaderamente transversal, por eso vive en terceros y no en un dominio de negocio). RenaperClient no está entre ellos: no está implementado en esta entrega (ver 1.2).</w:t>
       </w:r>
     </w:p>
     <w:p>
